--- a/zaini_case_audit_output/outputs/word/documents/098_ضبط الجلسة رقم 18 بتاريخ 27-01-1444هـ للقضية رقم 42824717.docx
+++ b/zaini_case_audit_output/outputs/word/documents/098_ضبط الجلسة رقم 18 بتاريخ 27-01-1444هـ للقضية رقم 42824717.docx
@@ -70,15 +70,22 @@
     <w:p/>
     <w:p>
       <w:pPr>
+        <w:pStyle w:val="Heading2"/>
         <w:jc w:val="right"/>
         <w:bidi/>
       </w:pPr>
       <w:r>
-        <w:rPr>
-          <w:b w:val="0"/>
-          <w:i w:val="0"/>
-        </w:rPr>
-        <w:t>[صفحة 1]</w:t>
+        <w:t>صفحة 1</w:t>
+      </w:r>
+    </w:p>
+    <w:p>
+      <w:pPr>
+        <w:pStyle w:val="Heading2"/>
+        <w:jc w:val="right"/>
+        <w:bidi/>
+      </w:pPr>
+      <w:r>
+        <w:t>[نص الضبط / الحكم — المتن الفعلي] ===</w:t>
         <w:br/>
         <w:t>2</w:t>
         <w:br/>
@@ -89,8 +96,28 @@
         <w:t>انا لالا</w:t>
         <w:br/>
         <w:t>مصع-11.-</w:t>
+      </w:r>
+    </w:p>
+    <w:p>
+      <w:pPr>
+        <w:pStyle w:val="Heading2"/>
+        <w:jc w:val="right"/>
+        <w:bidi/>
+      </w:pPr>
+      <w:r>
+        <w:t>[ترويسة / كليشة وزارة العدل — معلومات رسمية متكررة] ===</w:t>
         <w:br/>
         <w:t>المحكمة التجارية بجدة رقم الصفحة ‎١ ١‏ مي ا</w:t>
+      </w:r>
+    </w:p>
+    <w:p>
+      <w:pPr>
+        <w:pStyle w:val="Heading2"/>
+        <w:jc w:val="right"/>
+        <w:bidi/>
+      </w:pPr>
+      <w:r>
+        <w:t>[نص الضبط / الحكم — المتن الفعلي] ===</w:t>
         <w:br/>
         <w:t>الدائرة الاولى ‎١‏ رقم القضية: 241474111 رقمالجلسة: ‎١7‏ سبا نسل لها</w:t>
         <w:br/>
@@ -99,16 +126,56 @@
         <w:t>قلدى الدائرة الاولى وبناء على القضية رقم /ا١/ا23587151‏ وتاريخ ‎14/١5/١557‏ ه</w:t>
         <w:br/>
         <w:t>ب ببب(؟(؟؛ب ب بٍ©؟©؟©7ل ل ا ةيضقلا قارطلط لل</w:t>
+      </w:r>
+    </w:p>
+    <w:p>
+      <w:pPr>
+        <w:pStyle w:val="Heading2"/>
+        <w:jc w:val="right"/>
+        <w:bidi/>
+      </w:pPr>
+      <w:r>
+        <w:t>[بيانات الأطراف: المدعي / المدعى عليه / الحاضرون] ===</w:t>
         <w:br/>
         <w:t>عدنان احمد عباس زيني الهوية الوطنية شف 06ل سعودي المدعي</w:t>
+      </w:r>
+    </w:p>
+    <w:p>
+      <w:pPr>
+        <w:pStyle w:val="Heading2"/>
+        <w:jc w:val="right"/>
+        <w:bidi/>
+      </w:pPr>
+      <w:r>
+        <w:t>[نص الضبط / الحكم — المتن الفعلي] ===</w:t>
         <w:br/>
         <w:t>ليكو ‏١1114.‎ ه8 ةينطولا ةيوهلا يريطملا دعس نب حبار نب يكرت</w:t>
+      </w:r>
+    </w:p>
+    <w:p>
+      <w:pPr>
+        <w:pStyle w:val="Heading2"/>
+        <w:jc w:val="right"/>
+        <w:bidi/>
+      </w:pPr>
+      <w:r>
+        <w:t>[بيانات الأطراف: المدعي / المدعى عليه / الحاضرون] ===</w:t>
         <w:br/>
         <w:t>عاتقة محمديحيى محمدعلي الحرازي الهوية الوطنية لز سعودي مدعى عليه</w:t>
         <w:br/>
         <w:t>اسامة احمد عباس زيني الهوية الوطنية لف ل سعودي مدعى عليه</w:t>
         <w:br/>
         <w:t>الهوية الوطنية ال لاا .11 سعودي حاضر</w:t>
+      </w:r>
+    </w:p>
+    <w:p>
+      <w:pPr>
+        <w:pStyle w:val="Heading2"/>
+        <w:jc w:val="right"/>
+        <w:bidi/>
+      </w:pPr>
+      <w:r>
+        <w:t>[نص الضبط / الحكم — المتن الفعلي] ===</w:t>
         <w:br/>
         <w:t>ىماحم يدوعس .11 سالال لا ةينطولا ةيوهلا يناطحقلا رصان دجام ناطلس</w:t>
         <w:br/>
@@ -127,35 +194,92 @@
         <w:t>ليكو يدوعس ‏١07١‎ ةينطولا ةيوبلا يريطملا دعس نب دوعس رمع</w:t>
         <w:br/>
         <w:t>ىماحم يدوعس ل ةينطولا ةيوهلا يمايلا حلاص بلاط يلع</w:t>
+      </w:r>
+    </w:p>
+    <w:p>
+      <w:pPr>
+        <w:pStyle w:val="Heading2"/>
+        <w:jc w:val="right"/>
+        <w:bidi/>
+      </w:pPr>
+      <w:r>
+        <w:t>[بيانات الأطراف: المدعي / المدعى عليه / الحاضرون] ===</w:t>
         <w:br/>
         <w:t>علي بن مشرف بن مفرح بن راشد الهوية الوطنية فيكف دل سعودي محامى</w:t>
         <w:br/>
         <w:t>رفيف راشد جزاء الثقفي الهوية الوطنية لس لل سعودي وكيل</w:t>
+      </w:r>
+    </w:p>
+    <w:p>
+      <w:pPr>
+        <w:pStyle w:val="Heading2"/>
+        <w:jc w:val="right"/>
+        <w:bidi/>
+      </w:pPr>
+      <w:r>
+        <w:t>[نص الضبط / الحكم — المتن الفعلي] ===</w:t>
         <w:br/>
         <w:t>يسيبي|!|]|حسبإِِِط|ط|جطجطجطجط!ط!/!|!|!ط!|!|آآآ ا ل ا ةرو ضحي ةساجلا تحتق شلل</w:t>
+      </w:r>
+    </w:p>
+    <w:p>
+      <w:pPr>
+        <w:pStyle w:val="Heading2"/>
+        <w:jc w:val="right"/>
+        <w:bidi/>
+      </w:pPr>
+      <w:r>
+        <w:t>[بيانات الأطراف: المدعي / المدعى عليه / الحاضرون] ===</w:t>
         <w:br/>
         <w:t>عدنان احمد عباس زيني الهوية الوطنية شف كل السعودية المدعي</w:t>
+      </w:r>
+    </w:p>
+    <w:p>
+      <w:pPr>
+        <w:pStyle w:val="Heading2"/>
+        <w:jc w:val="right"/>
+        <w:bidi/>
+      </w:pPr>
+      <w:r>
+        <w:t>[نص الضبط / الحكم — المتن الفعلي] ===</w:t>
         <w:br/>
         <w:t>ىماحم ةيدوعسلا لك ةينطولا ةيوبلا ىثراحلا عيار نب فلخ قراط</w:t>
         <w:br/>
         <w:t>ىماحم ةيدوعسلا ‏١ ١‎ ةينطولا ةيوهلا يريدسلا ناميلس دمحم ناميلس</w:t>
         <w:br/>
         <w:t>ىماحم ةيدوعسلا ‏1١.‎ الل ول ةينطولا ةيوبلا يناطحقلا رصان دجام ناطلس</w:t>
+      </w:r>
+    </w:p>
+    <w:p>
+      <w:pPr>
+        <w:pStyle w:val="Heading2"/>
+        <w:jc w:val="right"/>
+        <w:bidi/>
+      </w:pPr>
+      <w:r>
+        <w:t>[بيانات الأطراف: المدعي / المدعى عليه / الحاضرون] ===</w:t>
         <w:br/>
         <w:t>اسامة احمد عباس زيني الهوية الوطنية الل ‎١...‏ السعودية مدعى عليه</w:t>
       </w:r>
     </w:p>
     <w:p>
       <w:pPr>
+        <w:pStyle w:val="Heading2"/>
         <w:jc w:val="right"/>
         <w:bidi/>
       </w:pPr>
       <w:r>
-        <w:rPr>
-          <w:b w:val="0"/>
-          <w:i w:val="0"/>
-        </w:rPr>
-        <w:t>[صفحة 2]</w:t>
+        <w:t>صفحة 2</w:t>
+      </w:r>
+    </w:p>
+    <w:p>
+      <w:pPr>
+        <w:pStyle w:val="Heading2"/>
+        <w:jc w:val="right"/>
+        <w:bidi/>
+      </w:pPr>
+      <w:r>
+        <w:t>[نص الضبط / الحكم — المتن الفعلي] ===</w:t>
         <w:br/>
         <w:t>لا سي</w:t>
         <w:br/>
@@ -166,15 +290,24 @@
     </w:p>
     <w:p>
       <w:pPr>
+        <w:pStyle w:val="Heading2"/>
         <w:jc w:val="right"/>
         <w:bidi/>
       </w:pPr>
       <w:r>
-        <w:rPr>
-          <w:b w:val="0"/>
-          <w:i w:val="0"/>
-        </w:rPr>
+        <w:t>[ترويسة / كليشة وزارة العدل — معلومات رسمية متكررة] ===</w:t>
+        <w:br/>
         <w:t>المحكمة التجارية بجدة ‎١‏ رقم الصفحة »2 ”</w:t>
+      </w:r>
+    </w:p>
+    <w:p>
+      <w:pPr>
+        <w:pStyle w:val="Heading2"/>
+        <w:jc w:val="right"/>
+        <w:bidi/>
+      </w:pPr>
+      <w:r>
+        <w:t>[نص الضبط / الحكم — المتن الفعلي] ===</w:t>
         <w:br/>
         <w:t>الدائرة الاولى رقم القضية: ‎2518141١07‏ رقمالجلسة: ‎١7‏ 5ك</w:t>
       </w:r>
@@ -235,8 +368,28 @@
         <w:t>من قبل موكلي مما اضطرنا إلى الالتجاء إلى فضيلتكم لإللزام المدعى عليه بسداد قيمة الحصص التي استوى</w:t>
         <w:br/>
         <w:t>علها من شركة احمد زيني التجارية. علماً أنه صدر حكم من المحكمة العامة بجدة بصك رقم 3855849</w:t>
+      </w:r>
+    </w:p>
+    <w:p>
+      <w:pPr>
+        <w:pStyle w:val="Heading2"/>
+        <w:jc w:val="right"/>
+        <w:bidi/>
+      </w:pPr>
+      <w:r>
+        <w:t>[ترويسة / كليشة وزارة العدل — معلومات رسمية متكررة] ===</w:t>
         <w:br/>
         <w:t>وتاريخ 1438:/2/10ه يقضي باختصاص القضاء التجاري لنظر هذه الدعوى (مرفق صك حكم الاختصّاض)</w:t>
+      </w:r>
+    </w:p>
+    <w:p>
+      <w:pPr>
+        <w:pStyle w:val="Heading2"/>
+        <w:jc w:val="right"/>
+        <w:bidi/>
+      </w:pPr>
+      <w:r>
+        <w:t>[نص الضبط / الحكم — المتن الفعلي] ===</w:t>
         <w:br/>
         <w:t>)» ذكرنا ان الحصص هي نسبتها 9090 من راس المال. كما نبلغكم أن النظام لايسمح لنا بإضافة مدعي او</w:t>
         <w:br/>
@@ -253,25 +406,72 @@
     </w:p>
     <w:p>
       <w:pPr>
+        <w:pStyle w:val="Heading2"/>
         <w:jc w:val="right"/>
         <w:bidi/>
       </w:pPr>
       <w:r>
-        <w:rPr>
-          <w:b w:val="0"/>
-          <w:i w:val="0"/>
-        </w:rPr>
-        <w:t>[صفحة 3]</w:t>
+        <w:t>صفحة 3</w:t>
+      </w:r>
+    </w:p>
+    <w:p>
+      <w:pPr>
+        <w:pStyle w:val="Heading2"/>
+        <w:jc w:val="right"/>
+        <w:bidi/>
+      </w:pPr>
+      <w:r>
+        <w:t>[نص الضبط / الحكم — المتن الفعلي] ===</w:t>
         <w:br/>
         <w:t>ةيدوعسلا ةيبرعلا ةكلمللا</w:t>
+      </w:r>
+    </w:p>
+    <w:p>
+      <w:pPr>
+        <w:pStyle w:val="Heading2"/>
+        <w:jc w:val="right"/>
+        <w:bidi/>
+      </w:pPr>
+      <w:r>
+        <w:t>[ترويسة / كليشة وزارة العدل — معلومات رسمية متكررة] ===</w:t>
         <w:br/>
         <w:t>8ه وزارة العدل ضبط</w:t>
+      </w:r>
+    </w:p>
+    <w:p>
+      <w:pPr>
+        <w:pStyle w:val="Heading2"/>
+        <w:jc w:val="right"/>
+        <w:bidi/>
+      </w:pPr>
+      <w:r>
+        <w:t>[نص الضبط / الحكم — المتن الفعلي] ===</w:t>
         <w:br/>
         <w:t>ل 1 لا</w:t>
         <w:br/>
         <w:t>ل</w:t>
+      </w:r>
+    </w:p>
+    <w:p>
+      <w:pPr>
+        <w:pStyle w:val="Heading2"/>
+        <w:jc w:val="right"/>
+        <w:bidi/>
+      </w:pPr>
+      <w:r>
+        <w:t>[ترويسة / كليشة وزارة العدل — معلومات رسمية متكررة] ===</w:t>
         <w:br/>
         <w:t>المحكمة التجارية بجدة رقم الصفحة ‎١ ١‏ ا قر</w:t>
+      </w:r>
+    </w:p>
+    <w:p>
+      <w:pPr>
+        <w:pStyle w:val="Heading2"/>
+        <w:jc w:val="right"/>
+        <w:bidi/>
+      </w:pPr>
+      <w:r>
+        <w:t>[نص الضبط / الحكم — المتن الفعلي] ===</w:t>
         <w:br/>
         <w:t>الدائرة الاولى رقم القضية: 214178117 رقمالجلسة: ‎١7‏ 1 إلا</w:t>
         <w:br/>
@@ -296,8 +496,28 @@
         <w:t>تلا اجم ةصلا</w:t>
         <w:br/>
         <w:t>عيقوتل 5-3 ةفبعإ دسلا ن دمحم ن</w:t>
+      </w:r>
+    </w:p>
+    <w:p>
+      <w:pPr>
+        <w:pStyle w:val="Heading2"/>
+        <w:jc w:val="right"/>
+        <w:bidi/>
+      </w:pPr>
+      <w:r>
+        <w:t>[بيانات الأطراف: المدعي / المدعى عليه / الحاضرون] ===</w:t>
         <w:br/>
         <w:t>نسم الصفة مدع عليه التوقيع</w:t>
+      </w:r>
+    </w:p>
+    <w:p>
+      <w:pPr>
+        <w:pStyle w:val="Heading2"/>
+        <w:jc w:val="right"/>
+        <w:bidi/>
+      </w:pPr>
+      <w:r>
+        <w:t>[نص الضبط / الحكم — المتن الفعلي] ===</w:t>
         <w:br/>
         <w:t>اسامة احمد عباس زبني ‎١ ١‏</w:t>
         <w:br/>

--- a/zaini_case_audit_output/outputs/word/documents/098_ضبط الجلسة رقم 18 بتاريخ 27-01-1444هـ للقضية رقم 42824717.docx
+++ b/zaini_case_audit_output/outputs/word/documents/098_ضبط الجلسة رقم 18 بتاريخ 27-01-1444هـ للقضية رقم 42824717.docx
@@ -88,8 +88,28 @@
         <w:t>[نص الضبط / الحكم — المتن الفعلي] ===</w:t>
         <w:br/>
         <w:t>2</w:t>
+      </w:r>
+    </w:p>
+    <w:p>
+      <w:pPr>
+        <w:pStyle w:val="Heading2"/>
+        <w:jc w:val="right"/>
+        <w:bidi/>
+      </w:pPr>
+      <w:r>
+        <w:t>[بيانات الأطراف: المدعي / المدعى عليه / الحاضرون] ===</w:t>
         <w:br/>
-        <w:t>ةيدوعسلا ةيبرعلا علمت كالا</w:t>
+        <w:t>الاك تملع العربية السعودية</w:t>
+      </w:r>
+    </w:p>
+    <w:p>
+      <w:pPr>
+        <w:pStyle w:val="Heading2"/>
+        <w:jc w:val="right"/>
+        <w:bidi/>
+      </w:pPr>
+      <w:r>
+        <w:t>[نص الضبط / الحكم — المتن الفعلي] ===</w:t>
         <w:br/>
         <w:t>5ه وزارة اتعدل ضبط</w:t>
         <w:br/>
@@ -125,7 +145,7 @@
         <w:br/>
         <w:t>قلدى الدائرة الاولى وبناء على القضية رقم /ا١/ا23587151‏ وتاريخ ‎14/١5/١557‏ ه</w:t>
         <w:br/>
-        <w:t>ب ببب(؟(؟؛ب ب بٍ©؟©؟©7ل ل ا ةيضقلا قارطلط لل</w:t>
+        <w:t>لل طلطراق القضية ا ل ل7©؟©؟©ٍب ب ب؛؟)؟)ببب ب</w:t>
       </w:r>
     </w:p>
     <w:p>
@@ -138,6 +158,26 @@
         <w:t>[بيانات الأطراف: المدعي / المدعى عليه / الحاضرون] ===</w:t>
         <w:br/>
         <w:t>عدنان احمد عباس زيني الهوية الوطنية شف 06ل سعودي المدعي</w:t>
+        <w:br/>
+        <w:t>تركي بن رابح بن سعد المطيري الهوية الوطنية 8ه ‎١1114.‏ وكيل</w:t>
+        <w:br/>
+        <w:t>عاتقة محمديحيى محمدعلي الحرازي الهوية الوطنية لز سعودي مدعى عليه</w:t>
+        <w:br/>
+        <w:t>اسامة احمد عباس زيني الهوية الوطنية لف ل سعودي مدعى عليه</w:t>
+        <w:br/>
+        <w:t>الهوية الوطنية ال لاا .11 سعودي حاضر</w:t>
+        <w:br/>
+        <w:t>سلطان ماجد ناصر القحطاني الهوية الوطنية ال لالاس .11 سعودي محامى</w:t>
+        <w:br/>
+        <w:t>طارق خلف بن رايع الحارثى الهوية الوطنية 0 سعودي محامى</w:t>
+        <w:br/>
+        <w:t>سليمان محمد سليمان السديري البوية الوطنية ‎١.7‏ سعودي محامى</w:t>
+        <w:br/>
+        <w:t>عمر سعود بن سعد المطيري الهوية الوطنية ليل سعودي 2003</w:t>
+        <w:br/>
+        <w:t>عزام فيصل ابراهيم خوج الهوية الوطنية ل كل سعودي محامى</w:t>
+        <w:br/>
+        <w:t>محمد فواز بن منير الثعلي الهوية الوطنية يل سعودي محامى</w:t>
       </w:r>
     </w:p>
     <w:p>
@@ -148,46 +188,6 @@
       </w:pPr>
       <w:r>
         <w:t>[نص الضبط / الحكم — المتن الفعلي] ===</w:t>
-        <w:br/>
-        <w:t>ليكو ‏١1114.‎ ه8 ةينطولا ةيوهلا يريطملا دعس نب حبار نب يكرت</w:t>
-      </w:r>
-    </w:p>
-    <w:p>
-      <w:pPr>
-        <w:pStyle w:val="Heading2"/>
-        <w:jc w:val="right"/>
-        <w:bidi/>
-      </w:pPr>
-      <w:r>
-        <w:t>[بيانات الأطراف: المدعي / المدعى عليه / الحاضرون] ===</w:t>
-        <w:br/>
-        <w:t>عاتقة محمديحيى محمدعلي الحرازي الهوية الوطنية لز سعودي مدعى عليه</w:t>
-        <w:br/>
-        <w:t>اسامة احمد عباس زيني الهوية الوطنية لف ل سعودي مدعى عليه</w:t>
-        <w:br/>
-        <w:t>الهوية الوطنية ال لاا .11 سعودي حاضر</w:t>
-      </w:r>
-    </w:p>
-    <w:p>
-      <w:pPr>
-        <w:pStyle w:val="Heading2"/>
-        <w:jc w:val="right"/>
-        <w:bidi/>
-      </w:pPr>
-      <w:r>
-        <w:t>[نص الضبط / الحكم — المتن الفعلي] ===</w:t>
-        <w:br/>
-        <w:t>ىماحم يدوعس .11 سالال لا ةينطولا ةيوهلا يناطحقلا رصان دجام ناطلس</w:t>
-        <w:br/>
-        <w:t>ىماحم يدوعس 0 ةينطولا ةيوهلا ىثراحلا عيار نب فلخ قراط</w:t>
-        <w:br/>
-        <w:t>ىماحم يدوعس ‏١.7‎ ةينطولا ةيوبلا يريدسلا ناميلس دمحم ناميلس</w:t>
-        <w:br/>
-        <w:t>2003 يدوعس ليل ةينطولا ةيوهلا يريطملا دعس نب دوعس رمع</w:t>
-        <w:br/>
-        <w:t>ىماحم يدوعس لك ل ةينطولا ةيوهلا جوخ ميهاربا لصيف مازع</w:t>
-        <w:br/>
-        <w:t>ىماحم يدوعس لي ةينطولا ةيوهلا يلعثلا رينم نب زاوف دمحم</w:t>
         <w:br/>
         <w:t>ىماحم يدوعس لقتل كح ةينظولا ةيوهلا يباله نب ملاس هللادبع عياش</w:t>
         <w:br/>
@@ -244,10 +244,6 @@
         <w:t>[نص الضبط / الحكم — المتن الفعلي] ===</w:t>
         <w:br/>
         <w:t>ىماحم ةيدوعسلا لك ةينطولا ةيوبلا ىثراحلا عيار نب فلخ قراط</w:t>
-        <w:br/>
-        <w:t>ىماحم ةيدوعسلا ‏١ ١‎ ةينطولا ةيوهلا يريدسلا ناميلس دمحم ناميلس</w:t>
-        <w:br/>
-        <w:t>ىماحم ةيدوعسلا ‏1١.‎ الل ول ةينطولا ةيوبلا يناطحقلا رصان دجام ناطلس</w:t>
       </w:r>
     </w:p>
     <w:p>
@@ -258,6 +254,10 @@
       </w:pPr>
       <w:r>
         <w:t>[بيانات الأطراف: المدعي / المدعى عليه / الحاضرون] ===</w:t>
+        <w:br/>
+        <w:t>سليمان محمد سليمان السديري الهوية الوطنية ‎١ ١‏ السعودية محامى</w:t>
+        <w:br/>
+        <w:t>سلطان ماجد ناصر القحطاني البوية الوطنية لو للا ‎1١.‏ السعودية محامى</w:t>
         <w:br/>
         <w:t>اسامة احمد عباس زيني الهوية الوطنية الل ‎١...‏ السعودية مدعى عليه</w:t>
       </w:r>
@@ -314,15 +314,14 @@
     </w:p>
     <w:p>
       <w:pPr>
+        <w:pStyle w:val="Heading2"/>
         <w:jc w:val="right"/>
         <w:bidi/>
       </w:pPr>
       <w:r>
-        <w:rPr>
-          <w:b w:val="0"/>
-          <w:i w:val="0"/>
-        </w:rPr>
-        <w:t>2003 ةيدوعسلا 0 ةينطولا ةيوهلا يريطملا دعس نب دوعس رمع</w:t>
+        <w:t>[بيانات الأطراف: المدعي / المدعى عليه / الحاضرون] ===</w:t>
+        <w:br/>
+        <w:t>عمر سعود بن سعد المطيري الهوية الوطنية 0 السعودية 2003</w:t>
       </w:r>
     </w:p>
     <w:p>
@@ -335,7 +334,17 @@
           <w:b w:val="0"/>
           <w:i w:val="0"/>
         </w:rPr>
-        <w:t>ليكو ‏١1314‎ ه4 ةينطولا ةيوهلا يريطملا دعس نب حبار نب يكرت</w:t>
+        <w:t>تركي بن رابح بن سعد المطيري الهوية الوطنية 4ه ‎١1314‏ وكيل</w:t>
+      </w:r>
+    </w:p>
+    <w:p>
+      <w:pPr>
+        <w:pStyle w:val="Heading2"/>
+        <w:jc w:val="right"/>
+        <w:bidi/>
+      </w:pPr>
+      <w:r>
+        <w:t>[نص الضبط / الحكم — المتن الفعلي] ===</w:t>
         <w:br/>
         <w:t>نوج زإلى فضيلتكم دعوانا بالتفصيل الآتي: بتاريخ 26 / 7/ 1434ه صدر حكم من المحكمة العامة بجدة</w:t>
         <w:br/>
@@ -421,9 +430,9 @@
         <w:bidi/>
       </w:pPr>
       <w:r>
-        <w:t>[نص الضبط / الحكم — المتن الفعلي] ===</w:t>
+        <w:t>[بيانات الأطراف: المدعي / المدعى عليه / الحاضرون] ===</w:t>
         <w:br/>
-        <w:t>ةيدوعسلا ةيبرعلا ةكلمللا</w:t>
+        <w:t>اللملكة العربية السعودية</w:t>
       </w:r>
     </w:p>
     <w:p>
@@ -477,7 +486,7 @@
         <w:br/>
         <w:t>ليبس احمد زيني" فعقب المدعى عليه وكالة بأن العقد صحيح وأن الموقع عليه هوأحمد زيي بشخصه ويده</w:t>
         <w:br/>
-        <w:t>ُاجططىجى/ىءجء|ثآثظآ ا ‏ ةيضقلا قارظا دل</w:t>
+        <w:t>لد اظراق القضية ‏ ا آظثآث|ءجءى/ىجىططجاُ</w:t>
         <w:br/>
         <w:t>9غ 9 &gt;“ي</w:t>
         <w:br/>

--- a/zaini_case_audit_output/outputs/word/documents/098_ضبط الجلسة رقم 18 بتاريخ 27-01-1444هـ للقضية رقم 42824717.docx
+++ b/zaini_case_audit_output/outputs/word/documents/098_ضبط الجلسة رقم 18 بتاريخ 27-01-1444هـ للقضية رقم 42824717.docx
@@ -85,7 +85,7 @@
         <w:bidi/>
       </w:pPr>
       <w:r>
-        <w:t>[نص الضبط / الحكم — المتن الفعلي] ===</w:t>
+        <w:t>[المتن الفعلي: الوقائع / الأسباب / المنطوق] ===</w:t>
         <w:br/>
         <w:t>2</w:t>
       </w:r>
@@ -109,7 +109,7 @@
         <w:bidi/>
       </w:pPr>
       <w:r>
-        <w:t>[نص الضبط / الحكم — المتن الفعلي] ===</w:t>
+        <w:t>[المتن الفعلي: الوقائع / الأسباب / المنطوق] ===</w:t>
         <w:br/>
         <w:t>5ه وزارة اتعدل ضبط</w:t>
         <w:br/>
@@ -125,7 +125,7 @@
         <w:bidi/>
       </w:pPr>
       <w:r>
-        <w:t>[ترويسة / كليشة وزارة العدل — معلومات رسمية متكررة] ===</w:t>
+        <w:t>[ترويسة / كليشة رسمية — معلومات متكررة] ===</w:t>
         <w:br/>
         <w:t>المحكمة التجارية بجدة رقم الصفحة ‎١ ١‏ مي ا</w:t>
       </w:r>
@@ -137,7 +137,7 @@
         <w:bidi/>
       </w:pPr>
       <w:r>
-        <w:t>[نص الضبط / الحكم — المتن الفعلي] ===</w:t>
+        <w:t>[المتن الفعلي: الوقائع / الأسباب / المنطوق] ===</w:t>
         <w:br/>
         <w:t>الدائرة الاولى ‎١‏ رقم القضية: 241474111 رقمالجلسة: ‎١7‏ سبا نسل لها</w:t>
         <w:br/>
@@ -187,7 +187,7 @@
         <w:bidi/>
       </w:pPr>
       <w:r>
-        <w:t>[نص الضبط / الحكم — المتن الفعلي] ===</w:t>
+        <w:t>[المتن الفعلي: الوقائع / الأسباب / المنطوق] ===</w:t>
         <w:br/>
         <w:t>ىماحم يدوعس لقتل كح ةينظولا ةيوهلا يباله نب ملاس هللادبع عياش</w:t>
         <w:br/>
@@ -217,7 +217,7 @@
         <w:bidi/>
       </w:pPr>
       <w:r>
-        <w:t>[نص الضبط / الحكم — المتن الفعلي] ===</w:t>
+        <w:t>[المتن الفعلي: الوقائع / الأسباب / المنطوق] ===</w:t>
         <w:br/>
         <w:t>يسيبي|!|]|حسبإِِِط|ط|جطجطجطجط!ط!/!|!|!ط!|!|آآآ ا ل ا ةرو ضحي ةساجلا تحتق شلل</w:t>
       </w:r>
@@ -241,7 +241,7 @@
         <w:bidi/>
       </w:pPr>
       <w:r>
-        <w:t>[نص الضبط / الحكم — المتن الفعلي] ===</w:t>
+        <w:t>[المتن الفعلي: الوقائع / الأسباب / المنطوق] ===</w:t>
         <w:br/>
         <w:t>ىماحم ةيدوعسلا لك ةينطولا ةيوبلا ىثراحلا عيار نب فلخ قراط</w:t>
       </w:r>
@@ -279,7 +279,7 @@
         <w:bidi/>
       </w:pPr>
       <w:r>
-        <w:t>[نص الضبط / الحكم — المتن الفعلي] ===</w:t>
+        <w:t>[المتن الفعلي: الوقائع / الأسباب / المنطوق] ===</w:t>
         <w:br/>
         <w:t>لا سي</w:t>
         <w:br/>
@@ -295,7 +295,7 @@
         <w:bidi/>
       </w:pPr>
       <w:r>
-        <w:t>[ترويسة / كليشة وزارة العدل — معلومات رسمية متكررة] ===</w:t>
+        <w:t>[ترويسة / كليشة رسمية — معلومات متكررة] ===</w:t>
         <w:br/>
         <w:t>المحكمة التجارية بجدة ‎١‏ رقم الصفحة »2 ”</w:t>
       </w:r>
@@ -307,7 +307,7 @@
         <w:bidi/>
       </w:pPr>
       <w:r>
-        <w:t>[نص الضبط / الحكم — المتن الفعلي] ===</w:t>
+        <w:t>[المتن الفعلي: الوقائع / الأسباب / المنطوق] ===</w:t>
         <w:br/>
         <w:t>الدائرة الاولى رقم القضية: ‎2518141١07‏ رقمالجلسة: ‎١7‏ 5ك</w:t>
       </w:r>
@@ -344,7 +344,7 @@
         <w:bidi/>
       </w:pPr>
       <w:r>
-        <w:t>[نص الضبط / الحكم — المتن الفعلي] ===</w:t>
+        <w:t>[المتن الفعلي: الوقائع / الأسباب / المنطوق] ===</w:t>
         <w:br/>
         <w:t>نوج زإلى فضيلتكم دعوانا بالتفصيل الآتي: بتاريخ 26 / 7/ 1434ه صدر حكم من المحكمة العامة بجدة</w:t>
         <w:br/>
@@ -386,7 +386,7 @@
         <w:bidi/>
       </w:pPr>
       <w:r>
-        <w:t>[ترويسة / كليشة وزارة العدل — معلومات رسمية متكررة] ===</w:t>
+        <w:t>[ترويسة / كليشة رسمية — معلومات متكررة] ===</w:t>
         <w:br/>
         <w:t>وتاريخ 1438:/2/10ه يقضي باختصاص القضاء التجاري لنظر هذه الدعوى (مرفق صك حكم الاختصّاض)</w:t>
       </w:r>
@@ -398,7 +398,7 @@
         <w:bidi/>
       </w:pPr>
       <w:r>
-        <w:t>[نص الضبط / الحكم — المتن الفعلي] ===</w:t>
+        <w:t>[المتن الفعلي: الوقائع / الأسباب / المنطوق] ===</w:t>
         <w:br/>
         <w:t>)» ذكرنا ان الحصص هي نسبتها 9090 من راس المال. كما نبلغكم أن النظام لايسمح لنا بإضافة مدعي او</w:t>
         <w:br/>
@@ -442,7 +442,7 @@
         <w:bidi/>
       </w:pPr>
       <w:r>
-        <w:t>[ترويسة / كليشة وزارة العدل — معلومات رسمية متكررة] ===</w:t>
+        <w:t>[ترويسة / كليشة رسمية — معلومات متكررة] ===</w:t>
         <w:br/>
         <w:t>8ه وزارة العدل ضبط</w:t>
       </w:r>
@@ -454,7 +454,7 @@
         <w:bidi/>
       </w:pPr>
       <w:r>
-        <w:t>[نص الضبط / الحكم — المتن الفعلي] ===</w:t>
+        <w:t>[المتن الفعلي: الوقائع / الأسباب / المنطوق] ===</w:t>
         <w:br/>
         <w:t>ل 1 لا</w:t>
         <w:br/>
@@ -468,7 +468,7 @@
         <w:bidi/>
       </w:pPr>
       <w:r>
-        <w:t>[ترويسة / كليشة وزارة العدل — معلومات رسمية متكررة] ===</w:t>
+        <w:t>[ترويسة / كليشة رسمية — معلومات متكررة] ===</w:t>
         <w:br/>
         <w:t>المحكمة التجارية بجدة رقم الصفحة ‎١ ١‏ ا قر</w:t>
       </w:r>
@@ -480,7 +480,7 @@
         <w:bidi/>
       </w:pPr>
       <w:r>
-        <w:t>[نص الضبط / الحكم — المتن الفعلي] ===</w:t>
+        <w:t>[المتن الفعلي: الوقائع / الأسباب / المنطوق] ===</w:t>
         <w:br/>
         <w:t>الدائرة الاولى رقم القضية: 214178117 رقمالجلسة: ‎١7‏ 1 إلا</w:t>
         <w:br/>
@@ -526,7 +526,7 @@
         <w:bidi/>
       </w:pPr>
       <w:r>
-        <w:t>[نص الضبط / الحكم — المتن الفعلي] ===</w:t>
+        <w:t>[المتن الفعلي: الوقائع / الأسباب / المنطوق] ===</w:t>
         <w:br/>
         <w:t>اسامة احمد عباس زبني ‎١ ١‏</w:t>
         <w:br/>

--- a/zaini_case_audit_output/outputs/word/documents/098_ضبط الجلسة رقم 18 بتاريخ 27-01-1444هـ للقضية رقم 42824717.docx
+++ b/zaini_case_audit_output/outputs/word/documents/098_ضبط الجلسة رقم 18 بتاريخ 27-01-1444هـ للقضية رقم 42824717.docx
@@ -113,7 +113,7 @@
         <w:br/>
         <w:t>5ه وزارة اتعدل ضبط</w:t>
         <w:br/>
-        <w:t>انا لالا</w:t>
+        <w:t>الال انا</w:t>
         <w:br/>
         <w:t>مصع-11.-</w:t>
       </w:r>
@@ -178,32 +178,12 @@
         <w:t>عزام فيصل ابراهيم خوج الهوية الوطنية ل كل سعودي محامى</w:t>
         <w:br/>
         <w:t>محمد فواز بن منير الثعلي الهوية الوطنية يل سعودي محامى</w:t>
-      </w:r>
-    </w:p>
-    <w:p>
-      <w:pPr>
-        <w:pStyle w:val="Heading2"/>
-        <w:jc w:val="right"/>
-        <w:bidi/>
-      </w:pPr>
-      <w:r>
-        <w:t>[المتن الفعلي: الوقائع / الأسباب / المنطوق] ===</w:t>
         <w:br/>
-        <w:t>ىماحم يدوعس لقتل كح ةينظولا ةيوهلا يباله نب ملاس هللادبع عياش</w:t>
+        <w:t>شايع عبدالله سالم بن هلابي الهوية الوظنية حك لتقل سعودي محامى</w:t>
         <w:br/>
-        <w:t>ليكو يدوعس ‏١07١‎ ةينطولا ةيوبلا يريطملا دعس نب دوعس رمع</w:t>
+        <w:t>عمر سعود بن سعد المطيري البوية الوطنية ‎١07١‏ سعودي وكيل</w:t>
         <w:br/>
-        <w:t>ىماحم يدوعس ل ةينطولا ةيوهلا يمايلا حلاص بلاط يلع</w:t>
-      </w:r>
-    </w:p>
-    <w:p>
-      <w:pPr>
-        <w:pStyle w:val="Heading2"/>
-        <w:jc w:val="right"/>
-        <w:bidi/>
-      </w:pPr>
-      <w:r>
-        <w:t>[بيانات الأطراف: المدعي / المدعى عليه / الحاضرون] ===</w:t>
+        <w:t>علي طالب صالح اليامي الهوية الوطنية ل سعودي محامى</w:t>
         <w:br/>
         <w:t>علي بن مشرف بن مفرح بن راشد الهوية الوطنية فيكف دل سعودي محامى</w:t>
         <w:br/>
@@ -219,7 +199,7 @@
       <w:r>
         <w:t>[المتن الفعلي: الوقائع / الأسباب / المنطوق] ===</w:t>
         <w:br/>
-        <w:t>يسيبي|!|]|حسبإِِِط|ط|جطجطجطجط!ط!/!|!|!ط!|!|آآآ ا ل ا ةرو ضحي ةساجلا تحتق شلل</w:t>
+        <w:t>للش قتحت الجاسة يحض ورة ا ل ا آآآ|!|!ط!|!|!/!ط!طجطجطجطج|ط|طِِِإبسح|[|!|يبيسي</w:t>
       </w:r>
     </w:p>
     <w:p>
@@ -232,28 +212,8 @@
         <w:t>[بيانات الأطراف: المدعي / المدعى عليه / الحاضرون] ===</w:t>
         <w:br/>
         <w:t>عدنان احمد عباس زيني الهوية الوطنية شف كل السعودية المدعي</w:t>
-      </w:r>
-    </w:p>
-    <w:p>
-      <w:pPr>
-        <w:pStyle w:val="Heading2"/>
-        <w:jc w:val="right"/>
-        <w:bidi/>
-      </w:pPr>
-      <w:r>
-        <w:t>[المتن الفعلي: الوقائع / الأسباب / المنطوق] ===</w:t>
         <w:br/>
-        <w:t>ىماحم ةيدوعسلا لك ةينطولا ةيوبلا ىثراحلا عيار نب فلخ قراط</w:t>
-      </w:r>
-    </w:p>
-    <w:p>
-      <w:pPr>
-        <w:pStyle w:val="Heading2"/>
-        <w:jc w:val="right"/>
-        <w:bidi/>
-      </w:pPr>
-      <w:r>
-        <w:t>[بيانات الأطراف: المدعي / المدعى عليه / الحاضرون] ===</w:t>
+        <w:t>طارق خلف بن رايع الحارثى البوية الوطنية كل السعودية محامى</w:t>
         <w:br/>
         <w:t>سليمان محمد سليمان السديري الهوية الوطنية ‎١ ١‏ السعودية محامى</w:t>
         <w:br/>
@@ -281,7 +241,7 @@
       <w:r>
         <w:t>[المتن الفعلي: الوقائع / الأسباب / المنطوق] ===</w:t>
         <w:br/>
-        <w:t>لا سي</w:t>
+        <w:t>يس ال</w:t>
         <w:br/>
         <w:t>ارلا</w:t>
         <w:br/>
@@ -492,19 +452,19 @@
         <w:br/>
         <w:t>سم 7 1</w:t>
         <w:br/>
-        <w:t>تلا دملا ةصلا</w:t>
+        <w:t>الصة المد الت</w:t>
         <w:br/>
         <w:t>عدتآن احمد عباسلٌ زيني لصفة 2 التوقيع</w:t>
         <w:br/>
-        <w:t>1 7 مسإلا</w:t>
+        <w:t>الإسم 7 1</w:t>
         <w:br/>
-        <w:t>تلا احم ةصلا</w:t>
+        <w:t>الصة محا الت</w:t>
         <w:br/>
-        <w:t>1 7 مسإلا</w:t>
+        <w:t>الإسم 7 1</w:t>
         <w:br/>
-        <w:t>تلا اجم ةصلا</w:t>
+        <w:t>الصة مجا الت</w:t>
         <w:br/>
-        <w:t>عيقوتل 5-3 ةفبعإ دسلا ن دمحم ن</w:t>
+        <w:t>ن محمد ن السد إعبفة 5-3 لتوقيع</w:t>
       </w:r>
     </w:p>
     <w:p>
@@ -533,22 +493,92 @@
         <w:t>لاه |</w:t>
         <w:br/>
         <w:t>سم 7 1</w:t>
+      </w:r>
+    </w:p>
+    <w:p>
+      <w:pPr>
+        <w:pStyle w:val="Heading2"/>
+        <w:jc w:val="right"/>
+        <w:bidi/>
+      </w:pPr>
+      <w:r>
+        <w:t>[بيانات الأطراف: المدعي / المدعى عليه / الحاضرون] ===</w:t>
         <w:br/>
-        <w:t>يقوتلا 2003 ةفصلا</w:t>
+        <w:t>الصفة 2003 التوقي</w:t>
+      </w:r>
+    </w:p>
+    <w:p>
+      <w:pPr>
+        <w:pStyle w:val="Heading2"/>
+        <w:jc w:val="right"/>
+        <w:bidi/>
+      </w:pPr>
+      <w:r>
+        <w:t>[المتن الفعلي: الوقائع / الأسباب / المنطوق] ===</w:t>
         <w:br/>
-        <w:t>3 يريطملا دعس نب دوعس رمع</w:t>
+        <w:t>عمر سعود بن سعد المطيري 3</w:t>
         <w:br/>
-        <w:t>1 7 مسإلا</w:t>
+        <w:t>الإسم 7 1</w:t>
+      </w:r>
+    </w:p>
+    <w:p>
+      <w:pPr>
+        <w:pStyle w:val="Heading2"/>
+        <w:jc w:val="right"/>
+        <w:bidi/>
+      </w:pPr>
+      <w:r>
+        <w:t>[بيانات الأطراف: المدعي / المدعى عليه / الحاضرون] ===</w:t>
         <w:br/>
-        <w:t>يقوتلا ليكي ةفصلا</w:t>
+        <w:t>الصفة يكيل التوقي</w:t>
+      </w:r>
+    </w:p>
+    <w:p>
+      <w:pPr>
+        <w:pStyle w:val="Heading2"/>
+        <w:jc w:val="right"/>
+        <w:bidi/>
+      </w:pPr>
+      <w:r>
+        <w:t>[المتن الفعلي: الوقائع / الأسباب / المنطوق] ===</w:t>
         <w:br/>
-        <w:t>3 ‏١‎ يريطملا دعس نب حبار نب يكرت</w:t>
+        <w:t>تركي بن رابح بن سعد المطيري ‎١‏ 3</w:t>
         <w:br/>
         <w:t>ل - قووقيع أعضياء الدائرة</w:t>
+      </w:r>
+    </w:p>
+    <w:p>
+      <w:pPr>
+        <w:pStyle w:val="Heading2"/>
+        <w:jc w:val="right"/>
+        <w:bidi/>
+      </w:pPr>
+      <w:r>
+        <w:t>[بيانات الأطراف: المدعي / المدعى عليه / الحاضرون] ===</w:t>
         <w:br/>
-        <w:t>0000 ةفصلا مسإلا</w:t>
+        <w:t>الإسم الصفة 0000</w:t>
+      </w:r>
+    </w:p>
+    <w:p>
+      <w:pPr>
+        <w:pStyle w:val="Heading2"/>
+        <w:jc w:val="right"/>
+        <w:bidi/>
+      </w:pPr>
+      <w:r>
+        <w:t>[المُرسَل إليه / المخاطَب والتحية] ===</w:t>
         <w:br/>
-        <w:t>ها ةيئاضقلا ةرئادلا سيئر يجاوعلا حلاص نب فاسع</w:t>
+        <w:t>عساف بن صالح العواجي رئيس الدائرة القضائية اه</w:t>
+      </w:r>
+    </w:p>
+    <w:p>
+      <w:pPr>
+        <w:pStyle w:val="Heading2"/>
+        <w:jc w:val="right"/>
+        <w:bidi/>
+      </w:pPr>
+      <w:r>
+        <w:t>[المتن الفعلي: الوقائع / الأسباب / المنطوق] ===</w:t>
         <w:br/>
         <w:t>‎٠.‏ الك 7 لا</w:t>
       </w:r>

--- a/zaini_case_audit_output/outputs/word/documents/098_ضبط الجلسة رقم 18 بتاريخ 27-01-1444هـ للقضية رقم 42824717.docx
+++ b/zaini_case_audit_output/outputs/word/documents/098_ضبط الجلسة رقم 18 بتاريخ 27-01-1444هـ للقضية رقم 42824717.docx
@@ -51,20 +51,6 @@
           <w:i/>
         </w:rPr>
         <w:t>[مخرج آلي / Script Output - سماوي]  [مخرج آلي يحتاج مراجعة بشرية - وردي]</w:t>
-      </w:r>
-    </w:p>
-    <w:p>
-      <w:pPr>
-        <w:jc w:val="right"/>
-        <w:bidi/>
-      </w:pPr>
-      <w:r>
-        <w:rPr>
-          <w:b w:val="0"/>
-          <w:i/>
-          <w:color w:val="C00000"/>
-        </w:rPr>
-        <w:t>[نص ممسوح OCR صُحِّح ترتيبه آلياً — قد يحتوي أخطاء طفيفة]</w:t>
       </w:r>
     </w:p>
     <w:p/>
@@ -312,7 +298,7 @@
         <w:br/>
         <w:t>(مرفق صك الحكم) وفي فترة الشك والريبة وثنباء نظر دعوى الولي المشار إلها اعلاه استغل المدعى عليه</w:t>
         <w:br/>
-        <w:t>ةكرش يف هصصح عيب يف هنع عيقوتلاب ماقو 20:دك1 هّللا همحري 20350 يلكوم ثروم نم هل ةحونمملا تالاكولا</w:t>
+        <w:t>الوكالات الممنوحة له من مورث موكلي 20350 يرحمه اللّه 1كد20: وقام بالتوقيع عنه في بيع حصصه في شركة</w:t>
         <w:br/>
         <w:t>احمد زيني التجارية (ذات مسئولية محدودة) سجل تجاري رقتم.4030196102 من مورث موكلي اىة20:</w:t>
         <w:br/>
